--- a/Список аккаунтов П-40.docx
+++ b/Список аккаунтов П-40.docx
@@ -1,6 +1,6 @@
 
 <file path=word/document.xml><?xml version="1.0" encoding="utf-8"?>
-<w:document xmlns:wpc="http://schemas.microsoft.com/office/word/2010/wordprocessingCanvas" xmlns:cx="http://schemas.microsoft.com/office/drawing/2014/chartex" xmlns:mc="http://schemas.openxmlformats.org/markup-compatibility/2006" xmlns:o="urn:schemas-microsoft-com:office:office" xmlns:r="http://schemas.openxmlformats.org/officeDocument/2006/relationships" xmlns:m="http://schemas.openxmlformats.org/officeDocument/2006/math" xmlns:v="urn:schemas-microsoft-com:vml" xmlns:wp14="http://schemas.microsoft.com/office/word/2010/wordprocessingDrawing" xmlns:wp="http://schemas.openxmlformats.org/drawingml/2006/wordprocessingDrawing" xmlns:w10="urn:schemas-microsoft-com:office:word" xmlns:w="http://schemas.openxmlformats.org/wordprocessingml/2006/main" xmlns:w14="http://schemas.microsoft.com/office/word/2010/wordml" xmlns:w15="http://schemas.microsoft.com/office/word/2012/wordml" xmlns:w16se="http://schemas.microsoft.com/office/word/2015/wordml/symex" xmlns:wpg="http://schemas.microsoft.com/office/word/2010/wordprocessingGroup" xmlns:wpi="http://schemas.microsoft.com/office/word/2010/wordprocessingInk" xmlns:wne="http://schemas.microsoft.com/office/word/2006/wordml" xmlns:wps="http://schemas.microsoft.com/office/word/2010/wordprocessingShape" mc:Ignorable="w14 w15 w16se wp14">
+<w:document xmlns:wpc="http://schemas.microsoft.com/office/word/2010/wordprocessingCanvas" xmlns:cx="http://schemas.microsoft.com/office/drawing/2014/chartex" xmlns:cx1="http://schemas.microsoft.com/office/drawing/2015/9/8/chartex" xmlns:cx2="http://schemas.microsoft.com/office/drawing/2015/10/21/chartex" xmlns:cx3="http://schemas.microsoft.com/office/drawing/2016/5/9/chartex" xmlns:cx4="http://schemas.microsoft.com/office/drawing/2016/5/10/chartex" xmlns:cx5="http://schemas.microsoft.com/office/drawing/2016/5/11/chartex" xmlns:cx6="http://schemas.microsoft.com/office/drawing/2016/5/12/chartex" xmlns:cx7="http://schemas.microsoft.com/office/drawing/2016/5/13/chartex" xmlns:cx8="http://schemas.microsoft.com/office/drawing/2016/5/14/chartex" xmlns:mc="http://schemas.openxmlformats.org/markup-compatibility/2006" xmlns:aink="http://schemas.microsoft.com/office/drawing/2016/ink" xmlns:am3d="http://schemas.microsoft.com/office/drawing/2017/model3d" xmlns:o="urn:schemas-microsoft-com:office:office" xmlns:oel="http://schemas.microsoft.com/office/2019/extlst" xmlns:r="http://schemas.openxmlformats.org/officeDocument/2006/relationships" xmlns:m="http://schemas.openxmlformats.org/officeDocument/2006/math" xmlns:v="urn:schemas-microsoft-com:vml" xmlns:wp14="http://schemas.microsoft.com/office/word/2010/wordprocessingDrawing" xmlns:wp="http://schemas.openxmlformats.org/drawingml/2006/wordprocessingDrawing" xmlns:w10="urn:schemas-microsoft-com:office:word" xmlns:w="http://schemas.openxmlformats.org/wordprocessingml/2006/main" xmlns:w14="http://schemas.microsoft.com/office/word/2010/wordml" xmlns:w15="http://schemas.microsoft.com/office/word/2012/wordml" xmlns:w16cex="http://schemas.microsoft.com/office/word/2018/wordml/cex" xmlns:w16cid="http://schemas.microsoft.com/office/word/2016/wordml/cid" xmlns:w16="http://schemas.microsoft.com/office/word/2018/wordml" xmlns:w16du="http://schemas.microsoft.com/office/word/2023/wordml/word16du" xmlns:w16sdtdh="http://schemas.microsoft.com/office/word/2020/wordml/sdtdatahash" xmlns:w16sdtfl="http://schemas.microsoft.com/office/word/2024/wordml/sdtformatlock" xmlns:w16se="http://schemas.microsoft.com/office/word/2015/wordml/symex" xmlns:wpg="http://schemas.microsoft.com/office/word/2010/wordprocessingGroup" xmlns:wpi="http://schemas.microsoft.com/office/word/2010/wordprocessingInk" xmlns:wne="http://schemas.microsoft.com/office/word/2006/wordml" xmlns:wps="http://schemas.microsoft.com/office/word/2010/wordprocessingShape" mc:Ignorable="w14 w15 w16se w16cid w16 w16cex w16sdtdh w16sdtfl w16du wp14">
   <w:body>
     <w:p>
       <w:pPr>
@@ -117,8 +117,6 @@
             <w:r>
               <w:t>https://github.com/Nevirybarmuy</w:t>
             </w:r>
-            <w:bookmarkStart w:id="0" w:name="_GoBack"/>
-            <w:bookmarkEnd w:id="0"/>
           </w:p>
         </w:tc>
       </w:tr>
@@ -285,73 +283,258 @@
               <w:spacing w:line="360" w:lineRule="auto"/>
               <w:contextualSpacing/>
             </w:pPr>
+            <w:r>
+              <w:t>Гавриш Марк</w:t>
+            </w:r>
+          </w:p>
+        </w:tc>
+        <w:tc>
+          <w:tcPr>
+            <w:tcW w:w="5380" w:type="dxa"/>
+          </w:tcPr>
+          <w:p>
+            <w:pPr>
+              <w:spacing w:line="360" w:lineRule="auto"/>
+              <w:contextualSpacing/>
+            </w:pPr>
+            <w:r>
+              <w:t>https://github.com/GavrishM</w:t>
+            </w:r>
+          </w:p>
+        </w:tc>
+      </w:tr>
+      <w:tr>
+        <w:tc>
+          <w:tcPr>
+            <w:tcW w:w="3964" w:type="dxa"/>
+          </w:tcPr>
+          <w:p>
+            <w:pPr>
+              <w:spacing w:line="360" w:lineRule="auto"/>
+              <w:contextualSpacing/>
+            </w:pPr>
+            <w:r>
+              <w:t>Зенченко Любовь</w:t>
+            </w:r>
+          </w:p>
+        </w:tc>
+        <w:tc>
+          <w:tcPr>
+            <w:tcW w:w="5380" w:type="dxa"/>
+          </w:tcPr>
+          <w:p>
+            <w:pPr>
+              <w:spacing w:line="360" w:lineRule="auto"/>
+              <w:contextualSpacing/>
+            </w:pPr>
+            <w:r>
+              <w:t>https://github.com/lubavablin</w:t>
+            </w:r>
+          </w:p>
+        </w:tc>
+      </w:tr>
+      <w:tr>
+        <w:tc>
+          <w:tcPr>
+            <w:tcW w:w="3964" w:type="dxa"/>
+          </w:tcPr>
+          <w:p>
+            <w:pPr>
+              <w:spacing w:line="360" w:lineRule="auto"/>
+              <w:contextualSpacing/>
+            </w:pPr>
+            <w:r>
+              <w:t>Калюжный Артём</w:t>
+            </w:r>
+          </w:p>
+        </w:tc>
+        <w:tc>
+          <w:tcPr>
+            <w:tcW w:w="5380" w:type="dxa"/>
+          </w:tcPr>
+          <w:p>
+            <w:pPr>
+              <w:spacing w:line="360" w:lineRule="auto"/>
+              <w:contextualSpacing/>
+            </w:pPr>
+            <w:r>
+              <w:t>--------------------------------------</w:t>
+            </w:r>
+          </w:p>
+        </w:tc>
+      </w:tr>
+      <w:tr>
+        <w:tc>
+          <w:tcPr>
+            <w:tcW w:w="3964" w:type="dxa"/>
+          </w:tcPr>
+          <w:p>
+            <w:pPr>
+              <w:spacing w:line="360" w:lineRule="auto"/>
+              <w:contextualSpacing/>
+            </w:pPr>
+            <w:r>
+              <w:t>Козырева Мария</w:t>
+            </w:r>
+          </w:p>
+        </w:tc>
+        <w:tc>
+          <w:tcPr>
+            <w:tcW w:w="5380" w:type="dxa"/>
+          </w:tcPr>
+          <w:p>
+            <w:pPr>
+              <w:spacing w:line="360" w:lineRule="auto"/>
+              <w:contextualSpacing/>
+            </w:pPr>
+            <w:r>
+              <w:t>https://github.com/mariya-koz</w:t>
+            </w:r>
+          </w:p>
+        </w:tc>
+      </w:tr>
+      <w:tr>
+        <w:tc>
+          <w:tcPr>
+            <w:tcW w:w="3964" w:type="dxa"/>
+          </w:tcPr>
+          <w:p>
+            <w:pPr>
+              <w:spacing w:line="360" w:lineRule="auto"/>
+              <w:contextualSpacing/>
+            </w:pPr>
+            <w:r>
+              <w:t>Крылов Виталий</w:t>
+            </w:r>
+          </w:p>
+        </w:tc>
+        <w:tc>
+          <w:tcPr>
+            <w:tcW w:w="5380" w:type="dxa"/>
+          </w:tcPr>
+          <w:p>
+            <w:pPr>
+              <w:spacing w:line="360" w:lineRule="auto"/>
+              <w:contextualSpacing/>
+            </w:pPr>
+            <w:r>
+              <w:t>https://github.com/Viatlyyy</w:t>
+            </w:r>
+          </w:p>
+        </w:tc>
+      </w:tr>
+      <w:tr>
+        <w:tc>
+          <w:tcPr>
+            <w:tcW w:w="3964" w:type="dxa"/>
+          </w:tcPr>
+          <w:p>
+            <w:pPr>
+              <w:spacing w:line="360" w:lineRule="auto"/>
+              <w:contextualSpacing/>
+            </w:pPr>
             <w:proofErr w:type="spellStart"/>
             <w:r>
-              <w:t>Гавриш</w:t>
+              <w:t>Кувалдаев</w:t>
             </w:r>
             <w:proofErr w:type="spellEnd"/>
             <w:r>
-              <w:t xml:space="preserve"> Марк</w:t>
-            </w:r>
-          </w:p>
-        </w:tc>
-        <w:tc>
-          <w:tcPr>
-            <w:tcW w:w="5380" w:type="dxa"/>
-          </w:tcPr>
-          <w:p>
-            <w:pPr>
-              <w:spacing w:line="360" w:lineRule="auto"/>
-              <w:contextualSpacing/>
-            </w:pPr>
-            <w:r>
-              <w:t>https://github.com/GavrishM</w:t>
-            </w:r>
-          </w:p>
-        </w:tc>
-      </w:tr>
-      <w:tr>
-        <w:tc>
-          <w:tcPr>
-            <w:tcW w:w="3964" w:type="dxa"/>
-          </w:tcPr>
-          <w:p>
-            <w:pPr>
-              <w:spacing w:line="360" w:lineRule="auto"/>
-              <w:contextualSpacing/>
-            </w:pPr>
-            <w:r>
-              <w:t>Зенченко Любовь</w:t>
-            </w:r>
-          </w:p>
-        </w:tc>
-        <w:tc>
-          <w:tcPr>
-            <w:tcW w:w="5380" w:type="dxa"/>
-          </w:tcPr>
-          <w:p>
-            <w:pPr>
-              <w:spacing w:line="360" w:lineRule="auto"/>
-              <w:contextualSpacing/>
-            </w:pPr>
-            <w:r>
-              <w:t>https://github.com/lubavablin</w:t>
-            </w:r>
-          </w:p>
-        </w:tc>
-      </w:tr>
-      <w:tr>
-        <w:tc>
-          <w:tcPr>
-            <w:tcW w:w="3964" w:type="dxa"/>
-          </w:tcPr>
-          <w:p>
-            <w:pPr>
-              <w:spacing w:line="360" w:lineRule="auto"/>
-              <w:contextualSpacing/>
-            </w:pPr>
-            <w:r>
-              <w:t>Калюжный Артём</w:t>
+              <w:t xml:space="preserve"> Вадим</w:t>
+            </w:r>
+          </w:p>
+        </w:tc>
+        <w:tc>
+          <w:tcPr>
+            <w:tcW w:w="5380" w:type="dxa"/>
+          </w:tcPr>
+          <w:p>
+            <w:pPr>
+              <w:spacing w:line="360" w:lineRule="auto"/>
+              <w:contextualSpacing/>
+            </w:pPr>
+            <w:r>
+              <w:t>https://github.com/VadimKuvaldaev</w:t>
+            </w:r>
+          </w:p>
+        </w:tc>
+      </w:tr>
+      <w:tr>
+        <w:tc>
+          <w:tcPr>
+            <w:tcW w:w="3964" w:type="dxa"/>
+          </w:tcPr>
+          <w:p>
+            <w:pPr>
+              <w:spacing w:line="360" w:lineRule="auto"/>
+              <w:contextualSpacing/>
+            </w:pPr>
+            <w:r>
+              <w:t>Кулешова Кира</w:t>
+            </w:r>
+          </w:p>
+        </w:tc>
+        <w:tc>
+          <w:tcPr>
+            <w:tcW w:w="5380" w:type="dxa"/>
+          </w:tcPr>
+          <w:p>
+            <w:pPr>
+              <w:spacing w:line="360" w:lineRule="auto"/>
+              <w:contextualSpacing/>
+            </w:pPr>
+            <w:r>
+              <w:t>https://github.com/kirakuleschova-coder</w:t>
+            </w:r>
+          </w:p>
+        </w:tc>
+      </w:tr>
+      <w:tr>
+        <w:tc>
+          <w:tcPr>
+            <w:tcW w:w="3964" w:type="dxa"/>
+          </w:tcPr>
+          <w:p>
+            <w:pPr>
+              <w:spacing w:line="360" w:lineRule="auto"/>
+              <w:contextualSpacing/>
+            </w:pPr>
+            <w:r>
+              <w:t>Лемехов Алексей</w:t>
+            </w:r>
+          </w:p>
+        </w:tc>
+        <w:tc>
+          <w:tcPr>
+            <w:tcW w:w="5380" w:type="dxa"/>
+          </w:tcPr>
+          <w:p>
+            <w:pPr>
+              <w:spacing w:line="360" w:lineRule="auto"/>
+              <w:contextualSpacing/>
+            </w:pPr>
+            <w:r>
+              <w:t>https://github.com/swageater2015</w:t>
+            </w:r>
+          </w:p>
+        </w:tc>
+      </w:tr>
+      <w:tr>
+        <w:tc>
+          <w:tcPr>
+            <w:tcW w:w="3964" w:type="dxa"/>
+          </w:tcPr>
+          <w:p>
+            <w:pPr>
+              <w:spacing w:line="360" w:lineRule="auto"/>
+              <w:contextualSpacing/>
+            </w:pPr>
+            <w:proofErr w:type="spellStart"/>
+            <w:r>
+              <w:t>Ложечкин</w:t>
+            </w:r>
+            <w:proofErr w:type="spellEnd"/>
+            <w:r>
+              <w:t xml:space="preserve"> Артём</w:t>
             </w:r>
           </w:p>
         </w:tc>
@@ -381,196 +564,6 @@
               <w:contextualSpacing/>
             </w:pPr>
             <w:r>
-              <w:t>Козырева Мария</w:t>
-            </w:r>
-          </w:p>
-        </w:tc>
-        <w:tc>
-          <w:tcPr>
-            <w:tcW w:w="5380" w:type="dxa"/>
-          </w:tcPr>
-          <w:p>
-            <w:pPr>
-              <w:spacing w:line="360" w:lineRule="auto"/>
-              <w:contextualSpacing/>
-            </w:pPr>
-            <w:r>
-              <w:t>https://github.com/mariya-koz</w:t>
-            </w:r>
-          </w:p>
-        </w:tc>
-      </w:tr>
-      <w:tr>
-        <w:tc>
-          <w:tcPr>
-            <w:tcW w:w="3964" w:type="dxa"/>
-          </w:tcPr>
-          <w:p>
-            <w:pPr>
-              <w:spacing w:line="360" w:lineRule="auto"/>
-              <w:contextualSpacing/>
-            </w:pPr>
-            <w:r>
-              <w:t>Крылов Виталий</w:t>
-            </w:r>
-          </w:p>
-        </w:tc>
-        <w:tc>
-          <w:tcPr>
-            <w:tcW w:w="5380" w:type="dxa"/>
-          </w:tcPr>
-          <w:p>
-            <w:pPr>
-              <w:spacing w:line="360" w:lineRule="auto"/>
-              <w:contextualSpacing/>
-            </w:pPr>
-            <w:r>
-              <w:t>https://github.com/Viatlyyy</w:t>
-            </w:r>
-          </w:p>
-        </w:tc>
-      </w:tr>
-      <w:tr>
-        <w:tc>
-          <w:tcPr>
-            <w:tcW w:w="3964" w:type="dxa"/>
-          </w:tcPr>
-          <w:p>
-            <w:pPr>
-              <w:spacing w:line="360" w:lineRule="auto"/>
-              <w:contextualSpacing/>
-            </w:pPr>
-            <w:proofErr w:type="spellStart"/>
-            <w:r>
-              <w:t>Кувалдаев</w:t>
-            </w:r>
-            <w:proofErr w:type="spellEnd"/>
-            <w:r>
-              <w:t xml:space="preserve"> Вадим</w:t>
-            </w:r>
-          </w:p>
-        </w:tc>
-        <w:tc>
-          <w:tcPr>
-            <w:tcW w:w="5380" w:type="dxa"/>
-          </w:tcPr>
-          <w:p>
-            <w:pPr>
-              <w:spacing w:line="360" w:lineRule="auto"/>
-              <w:contextualSpacing/>
-            </w:pPr>
-            <w:r>
-              <w:t>https://github.com/VadimKuvaldaev</w:t>
-            </w:r>
-          </w:p>
-        </w:tc>
-      </w:tr>
-      <w:tr>
-        <w:tc>
-          <w:tcPr>
-            <w:tcW w:w="3964" w:type="dxa"/>
-          </w:tcPr>
-          <w:p>
-            <w:pPr>
-              <w:spacing w:line="360" w:lineRule="auto"/>
-              <w:contextualSpacing/>
-            </w:pPr>
-            <w:r>
-              <w:t>Кулешова Кира</w:t>
-            </w:r>
-          </w:p>
-        </w:tc>
-        <w:tc>
-          <w:tcPr>
-            <w:tcW w:w="5380" w:type="dxa"/>
-          </w:tcPr>
-          <w:p>
-            <w:pPr>
-              <w:spacing w:line="360" w:lineRule="auto"/>
-              <w:contextualSpacing/>
-            </w:pPr>
-            <w:r>
-              <w:t>https://github.com/kirakuleschova-coder</w:t>
-            </w:r>
-          </w:p>
-        </w:tc>
-      </w:tr>
-      <w:tr>
-        <w:tc>
-          <w:tcPr>
-            <w:tcW w:w="3964" w:type="dxa"/>
-          </w:tcPr>
-          <w:p>
-            <w:pPr>
-              <w:spacing w:line="360" w:lineRule="auto"/>
-              <w:contextualSpacing/>
-            </w:pPr>
-            <w:r>
-              <w:t>Лемехов Алексей</w:t>
-            </w:r>
-          </w:p>
-        </w:tc>
-        <w:tc>
-          <w:tcPr>
-            <w:tcW w:w="5380" w:type="dxa"/>
-          </w:tcPr>
-          <w:p>
-            <w:pPr>
-              <w:spacing w:line="360" w:lineRule="auto"/>
-              <w:contextualSpacing/>
-            </w:pPr>
-            <w:r>
-              <w:t>https://github.com/swageater2015</w:t>
-            </w:r>
-          </w:p>
-        </w:tc>
-      </w:tr>
-      <w:tr>
-        <w:tc>
-          <w:tcPr>
-            <w:tcW w:w="3964" w:type="dxa"/>
-          </w:tcPr>
-          <w:p>
-            <w:pPr>
-              <w:spacing w:line="360" w:lineRule="auto"/>
-              <w:contextualSpacing/>
-            </w:pPr>
-            <w:proofErr w:type="spellStart"/>
-            <w:r>
-              <w:t>Ложечкин</w:t>
-            </w:r>
-            <w:proofErr w:type="spellEnd"/>
-            <w:r>
-              <w:t xml:space="preserve"> Артём</w:t>
-            </w:r>
-          </w:p>
-        </w:tc>
-        <w:tc>
-          <w:tcPr>
-            <w:tcW w:w="5380" w:type="dxa"/>
-          </w:tcPr>
-          <w:p>
-            <w:pPr>
-              <w:spacing w:line="360" w:lineRule="auto"/>
-              <w:contextualSpacing/>
-            </w:pPr>
-            <w:r>
-              <w:t>--------------------------------------</w:t>
-            </w:r>
-          </w:p>
-        </w:tc>
-      </w:tr>
-      <w:tr>
-        <w:tc>
-          <w:tcPr>
-            <w:tcW w:w="3964" w:type="dxa"/>
-          </w:tcPr>
-          <w:p>
-            <w:pPr>
-              <w:spacing w:line="360" w:lineRule="auto"/>
-              <w:contextualSpacing/>
-            </w:pPr>
-            <w:r>
               <w:t>Лозовский Андрей</w:t>
             </w:r>
           </w:p>
@@ -673,9 +666,15 @@
             <w:pPr>
               <w:spacing w:line="360" w:lineRule="auto"/>
               <w:contextualSpacing/>
-            </w:pPr>
-            <w:r>
-              <w:t>https://github.com/RyzhovArseniy</w:t>
+              <w:rPr>
+                <w:lang w:val="en-US"/>
+              </w:rPr>
+            </w:pPr>
+            <w:r>
+              <w:rPr>
+                <w:lang w:val="en-US"/>
+              </w:rPr>
+              <w:t>https://github.com/qwizza</w:t>
             </w:r>
           </w:p>
         </w:tc>
@@ -810,13 +809,8 @@
               <w:spacing w:line="360" w:lineRule="auto"/>
               <w:contextualSpacing/>
             </w:pPr>
-            <w:proofErr w:type="spellStart"/>
-            <w:r>
-              <w:t>Шамарин</w:t>
-            </w:r>
-            <w:proofErr w:type="spellEnd"/>
-            <w:r>
-              <w:t xml:space="preserve"> Кирилл</w:t>
+            <w:r>
+              <w:t>Шамарин Кирилл</w:t>
             </w:r>
           </w:p>
         </w:tc>
@@ -856,7 +850,7 @@
 </file>
 
 <file path=word/styles.xml><?xml version="1.0" encoding="utf-8"?>
-<w:styles xmlns:mc="http://schemas.openxmlformats.org/markup-compatibility/2006" xmlns:r="http://schemas.openxmlformats.org/officeDocument/2006/relationships" xmlns:w="http://schemas.openxmlformats.org/wordprocessingml/2006/main" xmlns:w14="http://schemas.microsoft.com/office/word/2010/wordml" xmlns:w15="http://schemas.microsoft.com/office/word/2012/wordml" xmlns:w16se="http://schemas.microsoft.com/office/word/2015/wordml/symex" mc:Ignorable="w14 w15 w16se">
+<w:styles xmlns:mc="http://schemas.openxmlformats.org/markup-compatibility/2006" xmlns:r="http://schemas.openxmlformats.org/officeDocument/2006/relationships" xmlns:w="http://schemas.openxmlformats.org/wordprocessingml/2006/main" xmlns:w14="http://schemas.microsoft.com/office/word/2010/wordml" xmlns:w15="http://schemas.microsoft.com/office/word/2012/wordml" xmlns:w16cex="http://schemas.microsoft.com/office/word/2018/wordml/cex" xmlns:w16cid="http://schemas.microsoft.com/office/word/2016/wordml/cid" xmlns:w16="http://schemas.microsoft.com/office/word/2018/wordml" xmlns:w16du="http://schemas.microsoft.com/office/word/2023/wordml/word16du" xmlns:w16sdtdh="http://schemas.microsoft.com/office/word/2020/wordml/sdtdatahash" xmlns:w16sdtfl="http://schemas.microsoft.com/office/word/2024/wordml/sdtformatlock" xmlns:w16se="http://schemas.microsoft.com/office/word/2015/wordml/symex" mc:Ignorable="w14 w15 w16se w16cid w16 w16cex w16sdtdh w16sdtfl w16du">
   <w:docDefaults>
     <w:rPrDefault>
       <w:rPr>
@@ -873,7 +867,7 @@
       </w:pPr>
     </w:pPrDefault>
   </w:docDefaults>
-  <w:latentStyles w:defLockedState="0" w:defUIPriority="99" w:defSemiHidden="0" w:defUnhideWhenUsed="0" w:defQFormat="0" w:count="371">
+  <w:latentStyles w:defLockedState="0" w:defUIPriority="99" w:defSemiHidden="0" w:defUnhideWhenUsed="0" w:defQFormat="0" w:count="376">
     <w:lsdException w:name="Normal" w:uiPriority="0" w:qFormat="1"/>
     <w:lsdException w:name="heading 1" w:uiPriority="9" w:qFormat="1"/>
     <w:lsdException w:name="heading 2" w:semiHidden="1" w:uiPriority="9" w:unhideWhenUsed="1" w:qFormat="1"/>
@@ -1245,6 +1239,11 @@
     <w:lsdException w:name="List Table 5 Dark Accent 6" w:uiPriority="50"/>
     <w:lsdException w:name="List Table 6 Colorful Accent 6" w:uiPriority="51"/>
     <w:lsdException w:name="List Table 7 Colorful Accent 6" w:uiPriority="52"/>
+    <w:lsdException w:name="Mention" w:semiHidden="1" w:unhideWhenUsed="1"/>
+    <w:lsdException w:name="Smart Hyperlink" w:semiHidden="1" w:unhideWhenUsed="1"/>
+    <w:lsdException w:name="Hashtag" w:semiHidden="1" w:unhideWhenUsed="1"/>
+    <w:lsdException w:name="Unresolved Mention" w:semiHidden="1" w:unhideWhenUsed="1"/>
+    <w:lsdException w:name="Smart Link" w:semiHidden="1" w:unhideWhenUsed="1"/>
   </w:latentStyles>
   <w:style w:type="paragraph" w:default="1" w:styleId="a">
     <w:name w:val="Normal"/>
@@ -1337,6 +1336,18 @@
     <w:rPr>
       <w:color w:val="954F72" w:themeColor="followedHyperlink"/>
       <w:u w:val="single"/>
+    </w:rPr>
+  </w:style>
+  <w:style w:type="character" w:styleId="a6">
+    <w:name w:val="Unresolved Mention"/>
+    <w:basedOn w:val="a0"/>
+    <w:uiPriority w:val="99"/>
+    <w:semiHidden/>
+    <w:unhideWhenUsed/>
+    <w:rsid w:val="00A51D05"/>
+    <w:rPr>
+      <w:color w:val="605E5C"/>
+      <w:shd w:val="clear" w:color="auto" w:fill="E1DFDD"/>
     </w:rPr>
   </w:style>
 </w:styles>
